--- a/sales/Votal_CyberRange_Customer_Answers.docx
+++ b/sales/Votal_CyberRange_Customer_Answers.docx
@@ -94,7 +94,7 @@
           <w:color w:val="5A6672"/>
           <w:sz w:val="19"/>
         </w:rPr>
-        <w:t>Every figure is drawn directly from the shipping catalog (29 modules, 10 scenarios) and the platform configuration. Where a behavior is simulated rather than executed for real, it is marked as such.</w:t>
+        <w:t>Every figure is drawn directly from the shipping catalog (33 modules, 11 scenarios) and the platform configuration. Where a behavior is simulated rather than executed for real, it is marked as such.</w:t>
       </w:r>
     </w:p>
     <w:p>
@@ -132,7 +132,7 @@
           <w:i w:val="0"/>
           <w:sz w:val="21"/>
         </w:rPr>
-        <w:t>The catalog ships 29 modules — 16 run for real, 13 simulated; 20 S1 / 5 S0 / 4 S2; across 14 Linux, 11 Windows, 4 Docker.</w:t>
+        <w:t>The catalog ships 33 modules. 16 execute real on Docker (commodity hardware). 13 more carry a vm execution spec that runs them for real on the Proxmox VM tier when it is provisioned with licensed Windows/DC templates; off the VM tier they simulate automatically. Across the catalog: 14 Linux, 15 Windows, 4 Docker.</w:t>
       </w:r>
     </w:p>
     <w:tbl>
@@ -567,7 +567,7 @@
                 <w:b w:val="0"/>
                 <w:sz w:val="17"/>
               </w:rPr>
-              <w:t>sim</w:t>
+              <w:t>vm</w:t>
             </w:r>
           </w:p>
         </w:tc>
@@ -793,7 +793,7 @@
                 <w:b w:val="0"/>
                 <w:sz w:val="17"/>
               </w:rPr>
-              <w:t>sim</w:t>
+              <w:t>vm</w:t>
             </w:r>
           </w:p>
         </w:tc>
@@ -1019,7 +1019,7 @@
                 <w:b w:val="0"/>
                 <w:sz w:val="17"/>
               </w:rPr>
-              <w:t>sim</w:t>
+              <w:t>vm</w:t>
             </w:r>
           </w:p>
         </w:tc>
@@ -1055,7 +1055,7 @@
                 <w:b w:val="0"/>
                 <w:sz w:val="17"/>
               </w:rPr>
-              <w:t>Local misconfiguration privilege path</w:t>
+              <w:t>Token-privilege enumeration pattern</w:t>
             </w:r>
           </w:p>
         </w:tc>
@@ -1245,7 +1245,7 @@
                 <w:b w:val="0"/>
                 <w:sz w:val="17"/>
               </w:rPr>
-              <w:t>sim</w:t>
+              <w:t>vm</w:t>
             </w:r>
           </w:p>
         </w:tc>
@@ -1281,7 +1281,7 @@
                 <w:b w:val="0"/>
                 <w:sz w:val="17"/>
               </w:rPr>
-              <w:t>Benign Windows event-log tamper</w:t>
+              <w:t>Lab-only event log clear pattern</w:t>
             </w:r>
           </w:p>
         </w:tc>
@@ -1471,7 +1471,7 @@
                 <w:b w:val="0"/>
                 <w:sz w:val="17"/>
               </w:rPr>
-              <w:t>sim</w:t>
+              <w:t>vm</w:t>
             </w:r>
           </w:p>
         </w:tc>
@@ -1507,7 +1507,7 @@
                 <w:b w:val="0"/>
                 <w:sz w:val="17"/>
               </w:rPr>
-              <w:t>Synthetic credential-dump simulation</w:t>
+              <w:t>Sensitive-process access pattern</w:t>
             </w:r>
           </w:p>
         </w:tc>
@@ -1585,7 +1585,7 @@
                 <w:b w:val="0"/>
                 <w:sz w:val="17"/>
               </w:rPr>
-              <w:t>sim</w:t>
+              <w:t>vm</w:t>
             </w:r>
           </w:p>
         </w:tc>
@@ -1623,7 +1623,7 @@
                 <w:b w:val="0"/>
                 <w:sz w:val="17"/>
               </w:rPr>
-              <w:t>Active Directory account discovery</w:t>
+              <w:t>Domain account enumeration (DC)</w:t>
             </w:r>
           </w:p>
         </w:tc>
@@ -1811,7 +1811,7 @@
                 <w:b w:val="0"/>
                 <w:sz w:val="17"/>
               </w:rPr>
-              <w:t>sim</w:t>
+              <w:t>vm</w:t>
             </w:r>
           </w:p>
         </w:tc>
@@ -2827,7 +2827,7 @@
                 <w:b w:val="0"/>
                 <w:sz w:val="17"/>
               </w:rPr>
-              <w:t>sim</w:t>
+              <w:t>vm</w:t>
             </w:r>
           </w:p>
         </w:tc>
@@ -2941,7 +2941,7 @@
                 <w:b w:val="0"/>
                 <w:sz w:val="17"/>
               </w:rPr>
-              <w:t>sim</w:t>
+              <w:t>vm</w:t>
             </w:r>
           </w:p>
         </w:tc>
@@ -3542,6 +3542,458 @@
                 <w:sz w:val="17"/>
               </w:rPr>
               <w:t>Startup-service (systemd) persistence (benign)</w:t>
+            </w:r>
+          </w:p>
+        </w:tc>
+      </w:tr>
+      <w:tr>
+        <w:tc>
+          <w:tcPr>
+            <w:tcW w:type="dxa" w:w="2160"/>
+            <w:shd w:val="clear" w:fill="F2F5F7"/>
+          </w:tcPr>
+          <w:p>
+            <w:pPr>
+              <w:spacing w:before="20" w:after="20"/>
+            </w:pPr>
+            <w:r/>
+            <w:r>
+              <w:rPr>
+                <w:b w:val="0"/>
+                <w:sz w:val="17"/>
+              </w:rPr>
+              <w:t>CR-MOD-KERBEROAST-001</w:t>
+            </w:r>
+          </w:p>
+        </w:tc>
+        <w:tc>
+          <w:tcPr>
+            <w:tcW w:type="dxa" w:w="648"/>
+            <w:shd w:val="clear" w:fill="F2F5F7"/>
+          </w:tcPr>
+          <w:p>
+            <w:pPr>
+              <w:spacing w:before="20" w:after="20"/>
+            </w:pPr>
+            <w:r/>
+            <w:r>
+              <w:rPr>
+                <w:b w:val="0"/>
+                <w:sz w:val="17"/>
+              </w:rPr>
+              <w:t>S2</w:t>
+            </w:r>
+          </w:p>
+        </w:tc>
+        <w:tc>
+          <w:tcPr>
+            <w:tcW w:type="dxa" w:w="936"/>
+            <w:shd w:val="clear" w:fill="F2F5F7"/>
+          </w:tcPr>
+          <w:p>
+            <w:pPr>
+              <w:spacing w:before="20" w:after="20"/>
+            </w:pPr>
+            <w:r/>
+            <w:r>
+              <w:rPr>
+                <w:b w:val="0"/>
+                <w:sz w:val="17"/>
+              </w:rPr>
+              <w:t>Windows</w:t>
+            </w:r>
+          </w:p>
+        </w:tc>
+        <w:tc>
+          <w:tcPr>
+            <w:tcW w:type="dxa" w:w="576"/>
+            <w:shd w:val="clear" w:fill="F2F5F7"/>
+          </w:tcPr>
+          <w:p>
+            <w:pPr>
+              <w:spacing w:before="20" w:after="20"/>
+            </w:pPr>
+            <w:r/>
+            <w:r>
+              <w:rPr>
+                <w:b w:val="0"/>
+                <w:sz w:val="17"/>
+              </w:rPr>
+              <w:t>vm</w:t>
+            </w:r>
+          </w:p>
+        </w:tc>
+        <w:tc>
+          <w:tcPr>
+            <w:tcW w:type="dxa" w:w="1368"/>
+            <w:shd w:val="clear" w:fill="F2F5F7"/>
+          </w:tcPr>
+          <w:p>
+            <w:pPr>
+              <w:spacing w:before="20" w:after="20"/>
+            </w:pPr>
+            <w:r/>
+            <w:r>
+              <w:rPr>
+                <w:b w:val="0"/>
+                <w:sz w:val="17"/>
+              </w:rPr>
+              <w:t>T1558.003</w:t>
+            </w:r>
+          </w:p>
+        </w:tc>
+        <w:tc>
+          <w:tcPr>
+            <w:tcW w:type="dxa" w:w="3744"/>
+            <w:shd w:val="clear" w:fill="F2F5F7"/>
+          </w:tcPr>
+          <w:p>
+            <w:pPr>
+              <w:spacing w:before="20" w:after="20"/>
+            </w:pPr>
+            <w:r/>
+            <w:r>
+              <w:rPr>
+                <w:b w:val="0"/>
+                <w:sz w:val="17"/>
+              </w:rPr>
+              <w:t>Kerberoasting telemetry pattern (DC)</w:t>
+            </w:r>
+          </w:p>
+        </w:tc>
+      </w:tr>
+      <w:tr>
+        <w:tc>
+          <w:tcPr>
+            <w:tcW w:type="dxa" w:w="2160"/>
+          </w:tcPr>
+          <w:p>
+            <w:pPr>
+              <w:spacing w:before="20" w:after="20"/>
+            </w:pPr>
+            <w:r/>
+            <w:r>
+              <w:rPr>
+                <w:b w:val="0"/>
+                <w:sz w:val="17"/>
+              </w:rPr>
+              <w:t>CR-MOD-ASREP-001</w:t>
+            </w:r>
+          </w:p>
+        </w:tc>
+        <w:tc>
+          <w:tcPr>
+            <w:tcW w:type="dxa" w:w="648"/>
+          </w:tcPr>
+          <w:p>
+            <w:pPr>
+              <w:spacing w:before="20" w:after="20"/>
+            </w:pPr>
+            <w:r/>
+            <w:r>
+              <w:rPr>
+                <w:b w:val="0"/>
+                <w:sz w:val="17"/>
+              </w:rPr>
+              <w:t>S1</w:t>
+            </w:r>
+          </w:p>
+        </w:tc>
+        <w:tc>
+          <w:tcPr>
+            <w:tcW w:type="dxa" w:w="936"/>
+          </w:tcPr>
+          <w:p>
+            <w:pPr>
+              <w:spacing w:before="20" w:after="20"/>
+            </w:pPr>
+            <w:r/>
+            <w:r>
+              <w:rPr>
+                <w:b w:val="0"/>
+                <w:sz w:val="17"/>
+              </w:rPr>
+              <w:t>Windows</w:t>
+            </w:r>
+          </w:p>
+        </w:tc>
+        <w:tc>
+          <w:tcPr>
+            <w:tcW w:type="dxa" w:w="576"/>
+          </w:tcPr>
+          <w:p>
+            <w:pPr>
+              <w:spacing w:before="20" w:after="20"/>
+            </w:pPr>
+            <w:r/>
+            <w:r>
+              <w:rPr>
+                <w:b w:val="0"/>
+                <w:sz w:val="17"/>
+              </w:rPr>
+              <w:t>vm</w:t>
+            </w:r>
+          </w:p>
+        </w:tc>
+        <w:tc>
+          <w:tcPr>
+            <w:tcW w:type="dxa" w:w="1368"/>
+          </w:tcPr>
+          <w:p>
+            <w:pPr>
+              <w:spacing w:before="20" w:after="20"/>
+            </w:pPr>
+            <w:r/>
+            <w:r>
+              <w:rPr>
+                <w:b w:val="0"/>
+                <w:sz w:val="17"/>
+              </w:rPr>
+              <w:t>T1558.004</w:t>
+            </w:r>
+          </w:p>
+        </w:tc>
+        <w:tc>
+          <w:tcPr>
+            <w:tcW w:type="dxa" w:w="3744"/>
+          </w:tcPr>
+          <w:p>
+            <w:pPr>
+              <w:spacing w:before="20" w:after="20"/>
+            </w:pPr>
+            <w:r/>
+            <w:r>
+              <w:rPr>
+                <w:b w:val="0"/>
+                <w:sz w:val="17"/>
+              </w:rPr>
+              <w:t>AS-REP enumeration pattern (preauth-disabled)</w:t>
+            </w:r>
+          </w:p>
+        </w:tc>
+      </w:tr>
+      <w:tr>
+        <w:tc>
+          <w:tcPr>
+            <w:tcW w:type="dxa" w:w="2160"/>
+            <w:shd w:val="clear" w:fill="F2F5F7"/>
+          </w:tcPr>
+          <w:p>
+            <w:pPr>
+              <w:spacing w:before="20" w:after="20"/>
+            </w:pPr>
+            <w:r/>
+            <w:r>
+              <w:rPr>
+                <w:b w:val="0"/>
+                <w:sz w:val="17"/>
+              </w:rPr>
+              <w:t>CR-MOD-REPL-EXPOSURE-001</w:t>
+            </w:r>
+          </w:p>
+        </w:tc>
+        <w:tc>
+          <w:tcPr>
+            <w:tcW w:type="dxa" w:w="648"/>
+            <w:shd w:val="clear" w:fill="F2F5F7"/>
+          </w:tcPr>
+          <w:p>
+            <w:pPr>
+              <w:spacing w:before="20" w:after="20"/>
+            </w:pPr>
+            <w:r/>
+            <w:r>
+              <w:rPr>
+                <w:b w:val="0"/>
+                <w:sz w:val="17"/>
+              </w:rPr>
+              <w:t>S2</w:t>
+            </w:r>
+          </w:p>
+        </w:tc>
+        <w:tc>
+          <w:tcPr>
+            <w:tcW w:type="dxa" w:w="936"/>
+            <w:shd w:val="clear" w:fill="F2F5F7"/>
+          </w:tcPr>
+          <w:p>
+            <w:pPr>
+              <w:spacing w:before="20" w:after="20"/>
+            </w:pPr>
+            <w:r/>
+            <w:r>
+              <w:rPr>
+                <w:b w:val="0"/>
+                <w:sz w:val="17"/>
+              </w:rPr>
+              <w:t>Windows</w:t>
+            </w:r>
+          </w:p>
+        </w:tc>
+        <w:tc>
+          <w:tcPr>
+            <w:tcW w:type="dxa" w:w="576"/>
+            <w:shd w:val="clear" w:fill="F2F5F7"/>
+          </w:tcPr>
+          <w:p>
+            <w:pPr>
+              <w:spacing w:before="20" w:after="20"/>
+            </w:pPr>
+            <w:r/>
+            <w:r>
+              <w:rPr>
+                <w:b w:val="0"/>
+                <w:sz w:val="17"/>
+              </w:rPr>
+              <w:t>vm</w:t>
+            </w:r>
+          </w:p>
+        </w:tc>
+        <w:tc>
+          <w:tcPr>
+            <w:tcW w:type="dxa" w:w="1368"/>
+            <w:shd w:val="clear" w:fill="F2F5F7"/>
+          </w:tcPr>
+          <w:p>
+            <w:pPr>
+              <w:spacing w:before="20" w:after="20"/>
+            </w:pPr>
+            <w:r/>
+            <w:r>
+              <w:rPr>
+                <w:b w:val="0"/>
+                <w:sz w:val="17"/>
+              </w:rPr>
+              <w:t>T1003.006</w:t>
+            </w:r>
+          </w:p>
+        </w:tc>
+        <w:tc>
+          <w:tcPr>
+            <w:tcW w:type="dxa" w:w="3744"/>
+            <w:shd w:val="clear" w:fill="F2F5F7"/>
+          </w:tcPr>
+          <w:p>
+            <w:pPr>
+              <w:spacing w:before="20" w:after="20"/>
+            </w:pPr>
+            <w:r/>
+            <w:r>
+              <w:rPr>
+                <w:b w:val="0"/>
+                <w:sz w:val="17"/>
+              </w:rPr>
+              <w:t>Replication-rights exposure audit (DCSync precursor)</w:t>
+            </w:r>
+          </w:p>
+        </w:tc>
+      </w:tr>
+      <w:tr>
+        <w:tc>
+          <w:tcPr>
+            <w:tcW w:type="dxa" w:w="2160"/>
+          </w:tcPr>
+          <w:p>
+            <w:pPr>
+              <w:spacing w:before="20" w:after="20"/>
+            </w:pPr>
+            <w:r/>
+            <w:r>
+              <w:rPr>
+                <w:b w:val="0"/>
+                <w:sz w:val="17"/>
+              </w:rPr>
+              <w:t>CR-MOD-NTLM-LATERAL-001</w:t>
+            </w:r>
+          </w:p>
+        </w:tc>
+        <w:tc>
+          <w:tcPr>
+            <w:tcW w:type="dxa" w:w="648"/>
+          </w:tcPr>
+          <w:p>
+            <w:pPr>
+              <w:spacing w:before="20" w:after="20"/>
+            </w:pPr>
+            <w:r/>
+            <w:r>
+              <w:rPr>
+                <w:b w:val="0"/>
+                <w:sz w:val="17"/>
+              </w:rPr>
+              <w:t>S2</w:t>
+            </w:r>
+          </w:p>
+        </w:tc>
+        <w:tc>
+          <w:tcPr>
+            <w:tcW w:type="dxa" w:w="936"/>
+          </w:tcPr>
+          <w:p>
+            <w:pPr>
+              <w:spacing w:before="20" w:after="20"/>
+            </w:pPr>
+            <w:r/>
+            <w:r>
+              <w:rPr>
+                <w:b w:val="0"/>
+                <w:sz w:val="17"/>
+              </w:rPr>
+              <w:t>Windows</w:t>
+            </w:r>
+          </w:p>
+        </w:tc>
+        <w:tc>
+          <w:tcPr>
+            <w:tcW w:type="dxa" w:w="576"/>
+          </w:tcPr>
+          <w:p>
+            <w:pPr>
+              <w:spacing w:before="20" w:after="20"/>
+            </w:pPr>
+            <w:r/>
+            <w:r>
+              <w:rPr>
+                <w:b w:val="0"/>
+                <w:sz w:val="17"/>
+              </w:rPr>
+              <w:t>vm</w:t>
+            </w:r>
+          </w:p>
+        </w:tc>
+        <w:tc>
+          <w:tcPr>
+            <w:tcW w:type="dxa" w:w="1368"/>
+          </w:tcPr>
+          <w:p>
+            <w:pPr>
+              <w:spacing w:before="20" w:after="20"/>
+            </w:pPr>
+            <w:r/>
+            <w:r>
+              <w:rPr>
+                <w:b w:val="0"/>
+                <w:sz w:val="17"/>
+              </w:rPr>
+              <w:t>T1550.002</w:t>
+            </w:r>
+          </w:p>
+        </w:tc>
+        <w:tc>
+          <w:tcPr>
+            <w:tcW w:type="dxa" w:w="3744"/>
+          </w:tcPr>
+          <w:p>
+            <w:pPr>
+              <w:spacing w:before="20" w:after="20"/>
+            </w:pPr>
+            <w:r/>
+            <w:r>
+              <w:rPr>
+                <w:b w:val="0"/>
+                <w:sz w:val="17"/>
+              </w:rPr>
+              <w:t>NTLM remote-logon lateral pattern (seeded)</w:t>
             </w:r>
           </w:p>
         </w:tc>
@@ -3583,7 +4035,7 @@
           <w:color w:val="5A6672"/>
           <w:sz w:val="19"/>
         </w:rPr>
-        <w:t>Scope note: Windows and Active Directory modules currently emit declared telemetry (scored, but not executed on a live Windows host) until the Windows/Proxmox VM tier lands. Docker-escape is a posture check that proves the boundary holds — not a real escape. The Impact module encrypts canary files only. Payloads throughout are benign stand-ins.</w:t>
+        <w:t>Scope note: Windows and Active Directory modules declare an adapter:vm execution spec that runs on the Proxmox VM tier via the QEMU guest agent (customer-provided Windows/DC templates); when no VM tier is provisioned, those modules simulate automatically — nothing is faked as real. Docker-escape is a posture check that proves the boundary holds — not a real escape. The Impact module encrypts canary files only, in a lab directory. Every module runs benign, telemetry-generating commands; the point of a cyber range is detection training on the resulting telemetry.</w:t>
       </w:r>
     </w:p>
     <w:p>
@@ -3608,7 +4060,7 @@
           <w:i w:val="0"/>
           <w:sz w:val="21"/>
         </w:rPr>
-        <w:t>A scenario curates signed modules into a story with objectives, timed injects, difficulty, duration, and (for guided labs) a lesson and quiz. Ten ship today.</w:t>
+        <w:t>A scenario curates signed modules into a story with objectives, timed injects, difficulty, duration, and (for guided labs) a lesson and quiz. Eleven ship today, including the Active Directory attack path.</w:t>
       </w:r>
     </w:p>
     <w:tbl>
@@ -4668,6 +5120,98 @@
                 <w:sz w:val="17"/>
               </w:rPr>
               <w:t>Replay Windows/Linux/Docker behaviors; tune rules and measure coverage improvement baseline→replay (never win/lose).</w:t>
+            </w:r>
+          </w:p>
+        </w:tc>
+      </w:tr>
+      <w:tr>
+        <w:tc>
+          <w:tcPr>
+            <w:tcW w:type="dxa" w:w="2160"/>
+          </w:tcPr>
+          <w:p>
+            <w:pPr>
+              <w:spacing w:before="20" w:after="20"/>
+            </w:pPr>
+            <w:r/>
+            <w:r>
+              <w:rPr>
+                <w:b w:val="0"/>
+                <w:sz w:val="17"/>
+              </w:rPr>
+              <w:t>Active Directory attack path</w:t>
+            </w:r>
+          </w:p>
+        </w:tc>
+        <w:tc>
+          <w:tcPr>
+            <w:tcW w:type="dxa" w:w="1224"/>
+          </w:tcPr>
+          <w:p>
+            <w:pPr>
+              <w:spacing w:before="20" w:after="20"/>
+            </w:pPr>
+            <w:r/>
+            <w:r>
+              <w:rPr>
+                <w:b w:val="0"/>
+                <w:sz w:val="17"/>
+              </w:rPr>
+              <w:t>Red-Blue</w:t>
+            </w:r>
+          </w:p>
+        </w:tc>
+        <w:tc>
+          <w:tcPr>
+            <w:tcW w:type="dxa" w:w="1296"/>
+          </w:tcPr>
+          <w:p>
+            <w:pPr>
+              <w:spacing w:before="20" w:after="20"/>
+            </w:pPr>
+            <w:r/>
+            <w:r>
+              <w:rPr>
+                <w:b w:val="0"/>
+                <w:sz w:val="17"/>
+              </w:rPr>
+              <w:t>Advanced</w:t>
+            </w:r>
+          </w:p>
+        </w:tc>
+        <w:tc>
+          <w:tcPr>
+            <w:tcW w:type="dxa" w:w="1296"/>
+          </w:tcPr>
+          <w:p>
+            <w:pPr>
+              <w:spacing w:before="20" w:after="20"/>
+            </w:pPr>
+            <w:r/>
+            <w:r>
+              <w:rPr>
+                <w:b w:val="0"/>
+                <w:sz w:val="17"/>
+              </w:rPr>
+              <w:t>120–180 min</w:t>
+            </w:r>
+          </w:p>
+        </w:tc>
+        <w:tc>
+          <w:tcPr>
+            <w:tcW w:type="dxa" w:w="4176"/>
+          </w:tcPr>
+          <w:p>
+            <w:pPr>
+              <w:spacing w:before="20" w:after="20"/>
+            </w:pPr>
+            <w:r/>
+            <w:r>
+              <w:rPr>
+                <w:b w:val="0"/>
+                <w:sz w:val="17"/>
+              </w:rPr>
+              <w:t>A realistic AD kill chain — account discovery, AS-REP enumeration, service-ticket requests, NTLM lateral logons, and a replication-rights exposure audit. Blue detects each stage on the DC and endpoint. Runs real on the VM tier, simulates off it.</w:t>
             </w:r>
           </w:p>
         </w:tc>
@@ -4708,7 +5252,7 @@
           <w:i w:val="0"/>
           <w:sz w:val="21"/>
         </w:rPr>
-        <w:t>The catalog maps to 25 ATT&amp;CK techniques across 13 of the 14 Enterprise tactics (only Resource Development is unmapped). Coverage reflects the TTPs that dominate current real-world incident reporting.</w:t>
+        <w:t>The catalog maps to 29 ATT&amp;CK techniques across 13 of the 14 Enterprise tactics (only Resource Development is unmapped). Coverage reflects the TTPs that dominate current real-world incident reporting, including a full Active-Directory attack path (Kerberoasting, AS-REP, DCSync-rights exposure, NTLM pass-the-hash).</w:t>
       </w:r>
     </w:p>
     <w:tbl>
@@ -5163,7 +5707,7 @@
                 <w:b w:val="0"/>
                 <w:sz w:val="17"/>
               </w:rPr>
-              <w:t>T1003, T1552</w:t>
+              <w:t>T1003 (+T1003.006 DCSync-exposure), T1552, T1558.003 Kerberoasting, T1558.004 AS-REP</w:t>
             </w:r>
           </w:p>
         </w:tc>
@@ -5181,7 +5725,7 @@
                 <w:b w:val="0"/>
                 <w:sz w:val="17"/>
               </w:rPr>
-              <w:t>Credential dumping; secrets in files/env (cloud-native)</w:t>
+              <w:t>Credential dumping; cloud-native secret exposure; the full Kerberos abuse chain</w:t>
             </w:r>
           </w:p>
         </w:tc>
@@ -5278,7 +5822,7 @@
                 <w:b w:val="0"/>
                 <w:sz w:val="17"/>
               </w:rPr>
-              <w:t>T1021</w:t>
+              <w:t>T1021, T1550.002 NTLM pass-the-hash</w:t>
             </w:r>
           </w:p>
         </w:tc>
@@ -5296,7 +5840,7 @@
                 <w:b w:val="0"/>
                 <w:sz w:val="17"/>
               </w:rPr>
-              <w:t>Remote services</w:t>
+              <w:t>Remote services; NTLM lateral movement</w:t>
             </w:r>
           </w:p>
         </w:tc>
@@ -7566,7 +8110,7 @@
           <w:color w:val="0F3B57"/>
           <w:sz w:val="21"/>
         </w:rPr>
-        <w:t>CyberRange is an emulation-class range: 29 ATT&amp;CK-mapped modules (16 real, 13 simulated) and 10 scenarios spanning 13 of 14 Enterprise tactics, delivered through red-blue, solo, purple, and guided-lesson formats, with a signed-content safety model, fog-of-war investigation, and explainable five-dimension scoring. It runs from a 4 GB laptop (simulated) up to an enterprise hypervisor cluster, needs no paid license except customer-supplied Windows media for the VM tier, and lets customers author their own trusted content without engineering.</w:t>
+        <w:t>CyberRange is an emulation-class range: 33 ATT&amp;CK-mapped modules (16 real on Docker; 13 real on the Proxmox VM tier; 4 simulated) and 11 scenarios — including a full Active Directory attack path (Kerberoasting, AS-REP, NTLM lateral, DCSync-exposure audit) — spanning 13 of 14 Enterprise tactics. Delivered through red-blue, solo, purple, and guided-lesson formats, with a signed-content safety model, fog-of-war investigation, and explainable five-dimension scoring. It runs from a 4 GB laptop (simulated) up to an enterprise hypervisor cluster, needs no paid license except customer-supplied Windows media for the VM tier, and lets customers author their own trusted content without engineering.</w:t>
       </w:r>
     </w:p>
     <w:sectPr>

--- a/sales/Votal_CyberRange_Customer_Answers.docx
+++ b/sales/Votal_CyberRange_Customer_Answers.docx
@@ -94,7 +94,7 @@
           <w:color w:val="5A6672"/>
           <w:sz w:val="19"/>
         </w:rPr>
-        <w:t>Every figure is drawn directly from the shipping catalog (33 modules, 11 scenarios) and the platform configuration. Where a behavior is simulated rather than executed for real, it is marked as such.</w:t>
+        <w:t>Every figure is drawn directly from the shipping catalog (36 modules, 12 scenarios) and the platform configuration. Where a behavior is simulated rather than executed for real, it is marked as such.</w:t>
       </w:r>
     </w:p>
     <w:p>
@@ -132,7 +132,7 @@
           <w:i w:val="0"/>
           <w:sz w:val="21"/>
         </w:rPr>
-        <w:t>The catalog ships 33 modules. 16 execute real on Docker (commodity hardware). 13 more carry a vm execution spec that runs them for real on the Proxmox VM tier when it is provisioned with licensed Windows/DC templates; off the VM tier they simulate automatically. Across the catalog: 14 Linux, 15 Windows, 4 Docker.</w:t>
+        <w:t>The catalog ships 36 modules. 16 execute real on Docker (commodity hardware). 16 more carry a vm execution spec that runs them for real on the Proxmox VM tier when it is provisioned with licensed Windows/DC templates; off the VM tier they simulate automatically. Across the catalog: 14 Linux, 18 Windows, 4 Docker.</w:t>
       </w:r>
     </w:p>
     <w:tbl>
@@ -3994,6 +3994,348 @@
                 <w:sz w:val="17"/>
               </w:rPr>
               <w:t>NTLM remote-logon lateral pattern (seeded)</w:t>
+            </w:r>
+          </w:p>
+        </w:tc>
+      </w:tr>
+      <w:tr>
+        <w:tc>
+          <w:tcPr>
+            <w:tcW w:type="dxa" w:w="2160"/>
+            <w:shd w:val="clear" w:fill="F2F5F7"/>
+          </w:tcPr>
+          <w:p>
+            <w:pPr>
+              <w:spacing w:before="20" w:after="20"/>
+            </w:pPr>
+            <w:r/>
+            <w:r>
+              <w:rPr>
+                <w:b w:val="0"/>
+                <w:sz w:val="17"/>
+              </w:rPr>
+              <w:t>CR-MOD-INHIBIT-RECOVERY-001</w:t>
+            </w:r>
+          </w:p>
+        </w:tc>
+        <w:tc>
+          <w:tcPr>
+            <w:tcW w:type="dxa" w:w="648"/>
+            <w:shd w:val="clear" w:fill="F2F5F7"/>
+          </w:tcPr>
+          <w:p>
+            <w:pPr>
+              <w:spacing w:before="20" w:after="20"/>
+            </w:pPr>
+            <w:r/>
+            <w:r>
+              <w:rPr>
+                <w:b w:val="0"/>
+                <w:sz w:val="17"/>
+              </w:rPr>
+              <w:t>S2</w:t>
+            </w:r>
+          </w:p>
+        </w:tc>
+        <w:tc>
+          <w:tcPr>
+            <w:tcW w:type="dxa" w:w="936"/>
+            <w:shd w:val="clear" w:fill="F2F5F7"/>
+          </w:tcPr>
+          <w:p>
+            <w:pPr>
+              <w:spacing w:before="20" w:after="20"/>
+            </w:pPr>
+            <w:r/>
+            <w:r>
+              <w:rPr>
+                <w:b w:val="0"/>
+                <w:sz w:val="17"/>
+              </w:rPr>
+              <w:t>Windows</w:t>
+            </w:r>
+          </w:p>
+        </w:tc>
+        <w:tc>
+          <w:tcPr>
+            <w:tcW w:type="dxa" w:w="576"/>
+            <w:shd w:val="clear" w:fill="F2F5F7"/>
+          </w:tcPr>
+          <w:p>
+            <w:pPr>
+              <w:spacing w:before="20" w:after="20"/>
+            </w:pPr>
+            <w:r/>
+            <w:r>
+              <w:rPr>
+                <w:b w:val="0"/>
+                <w:sz w:val="17"/>
+              </w:rPr>
+              <w:t>vm</w:t>
+            </w:r>
+          </w:p>
+        </w:tc>
+        <w:tc>
+          <w:tcPr>
+            <w:tcW w:type="dxa" w:w="1368"/>
+            <w:shd w:val="clear" w:fill="F2F5F7"/>
+          </w:tcPr>
+          <w:p>
+            <w:pPr>
+              <w:spacing w:before="20" w:after="20"/>
+            </w:pPr>
+            <w:r/>
+            <w:r>
+              <w:rPr>
+                <w:b w:val="0"/>
+                <w:sz w:val="17"/>
+              </w:rPr>
+              <w:t>T1490</w:t>
+            </w:r>
+          </w:p>
+        </w:tc>
+        <w:tc>
+          <w:tcPr>
+            <w:tcW w:type="dxa" w:w="3744"/>
+            <w:shd w:val="clear" w:fill="F2F5F7"/>
+          </w:tcPr>
+          <w:p>
+            <w:pPr>
+              <w:spacing w:before="20" w:after="20"/>
+            </w:pPr>
+            <w:r/>
+            <w:r>
+              <w:rPr>
+                <w:b w:val="0"/>
+                <w:sz w:val="17"/>
+              </w:rPr>
+              <w:t>Shadow-copy / recovery-point deletion telemetry pattern</w:t>
+            </w:r>
+          </w:p>
+        </w:tc>
+      </w:tr>
+      <w:tr>
+        <w:tc>
+          <w:tcPr>
+            <w:tcW w:type="dxa" w:w="2160"/>
+          </w:tcPr>
+          <w:p>
+            <w:pPr>
+              <w:spacing w:before="20" w:after="20"/>
+            </w:pPr>
+            <w:r/>
+            <w:r>
+              <w:rPr>
+                <w:b w:val="0"/>
+                <w:sz w:val="17"/>
+              </w:rPr>
+              <w:t>CR-MOD-SVCSTOP-001</w:t>
+            </w:r>
+          </w:p>
+        </w:tc>
+        <w:tc>
+          <w:tcPr>
+            <w:tcW w:type="dxa" w:w="648"/>
+          </w:tcPr>
+          <w:p>
+            <w:pPr>
+              <w:spacing w:before="20" w:after="20"/>
+            </w:pPr>
+            <w:r/>
+            <w:r>
+              <w:rPr>
+                <w:b w:val="0"/>
+                <w:sz w:val="17"/>
+              </w:rPr>
+              <w:t>S2</w:t>
+            </w:r>
+          </w:p>
+        </w:tc>
+        <w:tc>
+          <w:tcPr>
+            <w:tcW w:type="dxa" w:w="936"/>
+          </w:tcPr>
+          <w:p>
+            <w:pPr>
+              <w:spacing w:before="20" w:after="20"/>
+            </w:pPr>
+            <w:r/>
+            <w:r>
+              <w:rPr>
+                <w:b w:val="0"/>
+                <w:sz w:val="17"/>
+              </w:rPr>
+              <w:t>Windows</w:t>
+            </w:r>
+          </w:p>
+        </w:tc>
+        <w:tc>
+          <w:tcPr>
+            <w:tcW w:type="dxa" w:w="576"/>
+          </w:tcPr>
+          <w:p>
+            <w:pPr>
+              <w:spacing w:before="20" w:after="20"/>
+            </w:pPr>
+            <w:r/>
+            <w:r>
+              <w:rPr>
+                <w:b w:val="0"/>
+                <w:sz w:val="17"/>
+              </w:rPr>
+              <w:t>vm</w:t>
+            </w:r>
+          </w:p>
+        </w:tc>
+        <w:tc>
+          <w:tcPr>
+            <w:tcW w:type="dxa" w:w="1368"/>
+          </w:tcPr>
+          <w:p>
+            <w:pPr>
+              <w:spacing w:before="20" w:after="20"/>
+            </w:pPr>
+            <w:r/>
+            <w:r>
+              <w:rPr>
+                <w:b w:val="0"/>
+                <w:sz w:val="17"/>
+              </w:rPr>
+              <w:t>T1489</w:t>
+            </w:r>
+          </w:p>
+        </w:tc>
+        <w:tc>
+          <w:tcPr>
+            <w:tcW w:type="dxa" w:w="3744"/>
+          </w:tcPr>
+          <w:p>
+            <w:pPr>
+              <w:spacing w:before="20" w:after="20"/>
+            </w:pPr>
+            <w:r/>
+            <w:r>
+              <w:rPr>
+                <w:b w:val="0"/>
+                <w:sz w:val="17"/>
+              </w:rPr>
+              <w:t>Backup/EDR service-stop telemetry pattern</w:t>
+            </w:r>
+          </w:p>
+        </w:tc>
+      </w:tr>
+      <w:tr>
+        <w:tc>
+          <w:tcPr>
+            <w:tcW w:type="dxa" w:w="2160"/>
+            <w:shd w:val="clear" w:fill="F2F5F7"/>
+          </w:tcPr>
+          <w:p>
+            <w:pPr>
+              <w:spacing w:before="20" w:after="20"/>
+            </w:pPr>
+            <w:r/>
+            <w:r>
+              <w:rPr>
+                <w:b w:val="0"/>
+                <w:sz w:val="17"/>
+              </w:rPr>
+              <w:t>CR-MOD-RANSOM-NOTE-001</w:t>
+            </w:r>
+          </w:p>
+        </w:tc>
+        <w:tc>
+          <w:tcPr>
+            <w:tcW w:type="dxa" w:w="648"/>
+            <w:shd w:val="clear" w:fill="F2F5F7"/>
+          </w:tcPr>
+          <w:p>
+            <w:pPr>
+              <w:spacing w:before="20" w:after="20"/>
+            </w:pPr>
+            <w:r/>
+            <w:r>
+              <w:rPr>
+                <w:b w:val="0"/>
+                <w:sz w:val="17"/>
+              </w:rPr>
+              <w:t>S2</w:t>
+            </w:r>
+          </w:p>
+        </w:tc>
+        <w:tc>
+          <w:tcPr>
+            <w:tcW w:type="dxa" w:w="936"/>
+            <w:shd w:val="clear" w:fill="F2F5F7"/>
+          </w:tcPr>
+          <w:p>
+            <w:pPr>
+              <w:spacing w:before="20" w:after="20"/>
+            </w:pPr>
+            <w:r/>
+            <w:r>
+              <w:rPr>
+                <w:b w:val="0"/>
+                <w:sz w:val="17"/>
+              </w:rPr>
+              <w:t>Windows</w:t>
+            </w:r>
+          </w:p>
+        </w:tc>
+        <w:tc>
+          <w:tcPr>
+            <w:tcW w:type="dxa" w:w="576"/>
+            <w:shd w:val="clear" w:fill="F2F5F7"/>
+          </w:tcPr>
+          <w:p>
+            <w:pPr>
+              <w:spacing w:before="20" w:after="20"/>
+            </w:pPr>
+            <w:r/>
+            <w:r>
+              <w:rPr>
+                <w:b w:val="0"/>
+                <w:sz w:val="17"/>
+              </w:rPr>
+              <w:t>vm</w:t>
+            </w:r>
+          </w:p>
+        </w:tc>
+        <w:tc>
+          <w:tcPr>
+            <w:tcW w:type="dxa" w:w="1368"/>
+            <w:shd w:val="clear" w:fill="F2F5F7"/>
+          </w:tcPr>
+          <w:p>
+            <w:pPr>
+              <w:spacing w:before="20" w:after="20"/>
+            </w:pPr>
+            <w:r/>
+            <w:r>
+              <w:rPr>
+                <w:b w:val="0"/>
+                <w:sz w:val="17"/>
+              </w:rPr>
+              <w:t>T1486</w:t>
+            </w:r>
+          </w:p>
+        </w:tc>
+        <w:tc>
+          <w:tcPr>
+            <w:tcW w:type="dxa" w:w="3744"/>
+            <w:shd w:val="clear" w:fill="F2F5F7"/>
+          </w:tcPr>
+          <w:p>
+            <w:pPr>
+              <w:spacing w:before="20" w:after="20"/>
+            </w:pPr>
+            <w:r/>
+            <w:r>
+              <w:rPr>
+                <w:b w:val="0"/>
+                <w:sz w:val="17"/>
+              </w:rPr>
+              <w:t>Ransom-note drop pattern (lab-only canary directory)</w:t>
             </w:r>
           </w:p>
         </w:tc>
@@ -4060,7 +4402,7 @@
           <w:i w:val="0"/>
           <w:sz w:val="21"/>
         </w:rPr>
-        <w:t>A scenario curates signed modules into a story with objectives, timed injects, difficulty, duration, and (for guided labs) a lesson and quiz. Eleven ship today, including the Active Directory attack path.</w:t>
+        <w:t>A scenario curates signed modules into a story with objectives, timed injects, difficulty, duration, and (for guided labs) a lesson and quiz. Twelve ship today, including the Active Directory attack path and the flagship ransomware kill chain.</w:t>
       </w:r>
     </w:p>
     <w:tbl>
@@ -5212,6 +5554,103 @@
                 <w:sz w:val="17"/>
               </w:rPr>
               <w:t>A realistic AD kill chain — account discovery, AS-REP enumeration, service-ticket requests, NTLM lateral logons, and a replication-rights exposure audit. Blue detects each stage on the DC and endpoint. Runs real on the VM tier, simulates off it.</w:t>
+            </w:r>
+          </w:p>
+        </w:tc>
+      </w:tr>
+      <w:tr>
+        <w:tc>
+          <w:tcPr>
+            <w:tcW w:type="dxa" w:w="2160"/>
+            <w:shd w:val="clear" w:fill="F2F5F7"/>
+          </w:tcPr>
+          <w:p>
+            <w:pPr>
+              <w:spacing w:before="20" w:after="20"/>
+            </w:pPr>
+            <w:r/>
+            <w:r>
+              <w:rPr>
+                <w:b w:val="0"/>
+                <w:sz w:val="17"/>
+              </w:rPr>
+              <w:t>Ransomware kill chain (flagship)</w:t>
+            </w:r>
+          </w:p>
+        </w:tc>
+        <w:tc>
+          <w:tcPr>
+            <w:tcW w:type="dxa" w:w="1224"/>
+            <w:shd w:val="clear" w:fill="F2F5F7"/>
+          </w:tcPr>
+          <w:p>
+            <w:pPr>
+              <w:spacing w:before="20" w:after="20"/>
+            </w:pPr>
+            <w:r/>
+            <w:r>
+              <w:rPr>
+                <w:b w:val="0"/>
+                <w:sz w:val="17"/>
+              </w:rPr>
+              <w:t>Red-Blue</w:t>
+            </w:r>
+          </w:p>
+        </w:tc>
+        <w:tc>
+          <w:tcPr>
+            <w:tcW w:type="dxa" w:w="1296"/>
+            <w:shd w:val="clear" w:fill="F2F5F7"/>
+          </w:tcPr>
+          <w:p>
+            <w:pPr>
+              <w:spacing w:before="20" w:after="20"/>
+            </w:pPr>
+            <w:r/>
+            <w:r>
+              <w:rPr>
+                <w:b w:val="0"/>
+                <w:sz w:val="17"/>
+              </w:rPr>
+              <w:t>Advanced</w:t>
+            </w:r>
+          </w:p>
+        </w:tc>
+        <w:tc>
+          <w:tcPr>
+            <w:tcW w:type="dxa" w:w="1296"/>
+            <w:shd w:val="clear" w:fill="F2F5F7"/>
+          </w:tcPr>
+          <w:p>
+            <w:pPr>
+              <w:spacing w:before="20" w:after="20"/>
+            </w:pPr>
+            <w:r/>
+            <w:r>
+              <w:rPr>
+                <w:b w:val="0"/>
+                <w:sz w:val="17"/>
+              </w:rPr>
+              <w:t>150–240 min</w:t>
+            </w:r>
+          </w:p>
+        </w:tc>
+        <w:tc>
+          <w:tcPr>
+            <w:tcW w:type="dxa" w:w="4176"/>
+            <w:shd w:val="clear" w:fill="F2F5F7"/>
+          </w:tcPr>
+          <w:p>
+            <w:pPr>
+              <w:spacing w:before="20" w:after="20"/>
+            </w:pPr>
+            <w:r/>
+            <w:r>
+              <w:rPr>
+                <w:b w:val="0"/>
+                <w:sz w:val="17"/>
+              </w:rPr>
+              <w:t>The complete ransomware chain — recon → persistence → discovery → collection → inhibit-recovery → service-stop → canary-impact → ransom-note. The containment window for blue is inhibit-recovery and service-stop; both fire minutes before the encryption burst. Scoped to a lab canary directory.</w:t>
             </w:r>
           </w:p>
         </w:tc>
@@ -5252,7 +5691,7 @@
           <w:i w:val="0"/>
           <w:sz w:val="21"/>
         </w:rPr>
-        <w:t>The catalog maps to 29 ATT&amp;CK techniques across 13 of the 14 Enterprise tactics (only Resource Development is unmapped). Coverage reflects the TTPs that dominate current real-world incident reporting, including a full Active-Directory attack path (Kerberoasting, AS-REP, DCSync-rights exposure, NTLM pass-the-hash).</w:t>
+        <w:t>The catalog maps to 31 ATT&amp;CK techniques across 13 of the 14 Enterprise tactics (only Resource Development is unmapped). Coverage reflects the TTPs that dominate current real-world incident reporting, including a full Active-Directory attack path (Kerberoasting, AS-REP, DCSync-rights exposure, NTLM pass-the-hash) and the full ransomware kill chain through the containment window (inhibit-recovery, service-stop) to canary-impact.</w:t>
       </w:r>
     </w:p>
     <w:tbl>
@@ -6052,7 +6491,7 @@
                 <w:b w:val="0"/>
                 <w:sz w:val="17"/>
               </w:rPr>
-              <w:t>T1486</w:t>
+              <w:t>T1486, T1489 service stop, T1490 inhibit recovery</w:t>
             </w:r>
           </w:p>
         </w:tc>
@@ -6070,7 +6509,7 @@
                 <w:b w:val="0"/>
                 <w:sz w:val="17"/>
               </w:rPr>
-              <w:t>Ransomware data-encryption stage</w:t>
+              <w:t>Full ransomware chain including the containment window stages</w:t>
             </w:r>
           </w:p>
         </w:tc>
@@ -8110,7 +8549,7 @@
           <w:color w:val="0F3B57"/>
           <w:sz w:val="21"/>
         </w:rPr>
-        <w:t>CyberRange is an emulation-class range: 33 ATT&amp;CK-mapped modules (16 real on Docker; 13 real on the Proxmox VM tier; 4 simulated) and 11 scenarios — including a full Active Directory attack path (Kerberoasting, AS-REP, NTLM lateral, DCSync-exposure audit) — spanning 13 of 14 Enterprise tactics. Delivered through red-blue, solo, purple, and guided-lesson formats, with a signed-content safety model, fog-of-war investigation, and explainable five-dimension scoring. It runs from a 4 GB laptop (simulated) up to an enterprise hypervisor cluster, needs no paid license except customer-supplied Windows media for the VM tier, and lets customers author their own trusted content without engineering.</w:t>
+        <w:t>CyberRange is an emulation-class range: 36 ATT&amp;CK-mapped modules (16 real on Docker; 16 real on the Proxmox VM tier; 4 simulated) and 12 scenarios — including a full Active Directory attack path (Kerberoasting, AS-REP, NTLM lateral, DCSync-exposure audit) and a flagship ransomware kill chain (recon → persistence → discovery → collection → inhibit-recovery → service-stop → canary-impact → ransom-note) — spanning 13 of 14 Enterprise tactics. Delivered through red-blue, solo, purple, and guided-lesson formats, with a signed-content safety model, fog-of-war investigation, and explainable five-dimension scoring. It runs from a 4 GB laptop (simulated) up to an enterprise hypervisor cluster, needs no paid license except customer-supplied Windows media for the VM tier, and lets customers author their own trusted content without engineering.</w:t>
       </w:r>
     </w:p>
     <w:sectPr>

--- a/sales/Votal_CyberRange_Customer_Answers.docx
+++ b/sales/Votal_CyberRange_Customer_Answers.docx
@@ -94,7 +94,7 @@
           <w:color w:val="5A6672"/>
           <w:sz w:val="19"/>
         </w:rPr>
-        <w:t>Every figure is drawn directly from the shipping catalog (36 modules, 12 scenarios) and the platform configuration. Where a behavior is simulated rather than executed for real, it is marked as such.</w:t>
+        <w:t>Every figure is drawn directly from the shipping catalog (42 modules, 13 scenarios) and the platform configuration. Where a behavior is simulated rather than executed for real, it is marked as such.</w:t>
       </w:r>
     </w:p>
     <w:p>
@@ -132,7 +132,7 @@
           <w:i w:val="0"/>
           <w:sz w:val="21"/>
         </w:rPr>
-        <w:t>The catalog ships 36 modules. 16 execute real on Docker (commodity hardware). 16 more carry a vm execution spec that runs them for real on the Proxmox VM tier when it is provisioned with licensed Windows/DC templates; off the VM tier they simulate automatically. Across the catalog: 14 Linux, 18 Windows, 4 Docker.</w:t>
+        <w:t>The catalog ships 42 modules. 22 execute real on Docker (commodity hardware, including the 6 cloud-stage modules). 16 more carry a vm execution spec that runs them for real on the Proxmox VM tier when it is provisioned with licensed Windows/DC templates; off the VM tier they simulate automatically. Across the catalog: 20 Linux, 18 Windows, 4 Docker.</w:t>
       </w:r>
     </w:p>
     <w:tbl>
@@ -4336,6 +4336,684 @@
                 <w:sz w:val="17"/>
               </w:rPr>
               <w:t>Ransom-note drop pattern (lab-only canary directory)</w:t>
+            </w:r>
+          </w:p>
+        </w:tc>
+      </w:tr>
+      <w:tr>
+        <w:tc>
+          <w:tcPr>
+            <w:tcW w:type="dxa" w:w="2160"/>
+          </w:tcPr>
+          <w:p>
+            <w:pPr>
+              <w:spacing w:before="20" w:after="20"/>
+            </w:pPr>
+            <w:r/>
+            <w:r>
+              <w:rPr>
+                <w:b w:val="0"/>
+                <w:sz w:val="17"/>
+              </w:rPr>
+              <w:t>CR-MOD-CLOUD-METADATA-001</w:t>
+            </w:r>
+          </w:p>
+        </w:tc>
+        <w:tc>
+          <w:tcPr>
+            <w:tcW w:type="dxa" w:w="648"/>
+          </w:tcPr>
+          <w:p>
+            <w:pPr>
+              <w:spacing w:before="20" w:after="20"/>
+            </w:pPr>
+            <w:r/>
+            <w:r>
+              <w:rPr>
+                <w:b w:val="0"/>
+                <w:sz w:val="17"/>
+              </w:rPr>
+              <w:t>S1</w:t>
+            </w:r>
+          </w:p>
+        </w:tc>
+        <w:tc>
+          <w:tcPr>
+            <w:tcW w:type="dxa" w:w="936"/>
+          </w:tcPr>
+          <w:p>
+            <w:pPr>
+              <w:spacing w:before="20" w:after="20"/>
+            </w:pPr>
+            <w:r/>
+            <w:r>
+              <w:rPr>
+                <w:b w:val="0"/>
+                <w:sz w:val="17"/>
+              </w:rPr>
+              <w:t>Linux</w:t>
+            </w:r>
+          </w:p>
+        </w:tc>
+        <w:tc>
+          <w:tcPr>
+            <w:tcW w:type="dxa" w:w="576"/>
+          </w:tcPr>
+          <w:p>
+            <w:pPr>
+              <w:spacing w:before="20" w:after="20"/>
+            </w:pPr>
+            <w:r/>
+            <w:r>
+              <w:rPr>
+                <w:b w:val="0"/>
+                <w:sz w:val="17"/>
+              </w:rPr>
+              <w:t>real</w:t>
+            </w:r>
+          </w:p>
+        </w:tc>
+        <w:tc>
+          <w:tcPr>
+            <w:tcW w:type="dxa" w:w="1368"/>
+          </w:tcPr>
+          <w:p>
+            <w:pPr>
+              <w:spacing w:before="20" w:after="20"/>
+            </w:pPr>
+            <w:r/>
+            <w:r>
+              <w:rPr>
+                <w:b w:val="0"/>
+                <w:sz w:val="17"/>
+              </w:rPr>
+              <w:t>T1552.005</w:t>
+            </w:r>
+          </w:p>
+        </w:tc>
+        <w:tc>
+          <w:tcPr>
+            <w:tcW w:type="dxa" w:w="3744"/>
+          </w:tcPr>
+          <w:p>
+            <w:pPr>
+              <w:spacing w:before="20" w:after="20"/>
+            </w:pPr>
+            <w:r/>
+            <w:r>
+              <w:rPr>
+                <w:b w:val="0"/>
+                <w:sz w:val="17"/>
+              </w:rPr>
+              <w:t>Cloud instance-metadata credential-request pattern</w:t>
+            </w:r>
+          </w:p>
+        </w:tc>
+      </w:tr>
+      <w:tr>
+        <w:tc>
+          <w:tcPr>
+            <w:tcW w:type="dxa" w:w="2160"/>
+            <w:shd w:val="clear" w:fill="F2F5F7"/>
+          </w:tcPr>
+          <w:p>
+            <w:pPr>
+              <w:spacing w:before="20" w:after="20"/>
+            </w:pPr>
+            <w:r/>
+            <w:r>
+              <w:rPr>
+                <w:b w:val="0"/>
+                <w:sz w:val="17"/>
+              </w:rPr>
+              <w:t>CR-MOD-CLOUD-OAUTH-001</w:t>
+            </w:r>
+          </w:p>
+        </w:tc>
+        <w:tc>
+          <w:tcPr>
+            <w:tcW w:type="dxa" w:w="648"/>
+            <w:shd w:val="clear" w:fill="F2F5F7"/>
+          </w:tcPr>
+          <w:p>
+            <w:pPr>
+              <w:spacing w:before="20" w:after="20"/>
+            </w:pPr>
+            <w:r/>
+            <w:r>
+              <w:rPr>
+                <w:b w:val="0"/>
+                <w:sz w:val="17"/>
+              </w:rPr>
+              <w:t>S2</w:t>
+            </w:r>
+          </w:p>
+        </w:tc>
+        <w:tc>
+          <w:tcPr>
+            <w:tcW w:type="dxa" w:w="936"/>
+            <w:shd w:val="clear" w:fill="F2F5F7"/>
+          </w:tcPr>
+          <w:p>
+            <w:pPr>
+              <w:spacing w:before="20" w:after="20"/>
+            </w:pPr>
+            <w:r/>
+            <w:r>
+              <w:rPr>
+                <w:b w:val="0"/>
+                <w:sz w:val="17"/>
+              </w:rPr>
+              <w:t>Linux</w:t>
+            </w:r>
+          </w:p>
+        </w:tc>
+        <w:tc>
+          <w:tcPr>
+            <w:tcW w:type="dxa" w:w="576"/>
+            <w:shd w:val="clear" w:fill="F2F5F7"/>
+          </w:tcPr>
+          <w:p>
+            <w:pPr>
+              <w:spacing w:before="20" w:after="20"/>
+            </w:pPr>
+            <w:r/>
+            <w:r>
+              <w:rPr>
+                <w:b w:val="0"/>
+                <w:sz w:val="17"/>
+              </w:rPr>
+              <w:t>real</w:t>
+            </w:r>
+          </w:p>
+        </w:tc>
+        <w:tc>
+          <w:tcPr>
+            <w:tcW w:type="dxa" w:w="1368"/>
+            <w:shd w:val="clear" w:fill="F2F5F7"/>
+          </w:tcPr>
+          <w:p>
+            <w:pPr>
+              <w:spacing w:before="20" w:after="20"/>
+            </w:pPr>
+            <w:r/>
+            <w:r>
+              <w:rPr>
+                <w:b w:val="0"/>
+                <w:sz w:val="17"/>
+              </w:rPr>
+              <w:t>T1528</w:t>
+            </w:r>
+          </w:p>
+        </w:tc>
+        <w:tc>
+          <w:tcPr>
+            <w:tcW w:type="dxa" w:w="3744"/>
+            <w:shd w:val="clear" w:fill="F2F5F7"/>
+          </w:tcPr>
+          <w:p>
+            <w:pPr>
+              <w:spacing w:before="20" w:after="20"/>
+            </w:pPr>
+            <w:r/>
+            <w:r>
+              <w:rPr>
+                <w:b w:val="0"/>
+                <w:sz w:val="17"/>
+              </w:rPr>
+              <w:t>Cloud OAuth consent / app-grant pattern</w:t>
+            </w:r>
+          </w:p>
+        </w:tc>
+      </w:tr>
+      <w:tr>
+        <w:tc>
+          <w:tcPr>
+            <w:tcW w:type="dxa" w:w="2160"/>
+          </w:tcPr>
+          <w:p>
+            <w:pPr>
+              <w:spacing w:before="20" w:after="20"/>
+            </w:pPr>
+            <w:r/>
+            <w:r>
+              <w:rPr>
+                <w:b w:val="0"/>
+                <w:sz w:val="17"/>
+              </w:rPr>
+              <w:t>CR-MOD-CLOUD-ACCT-MANIP-001</w:t>
+            </w:r>
+          </w:p>
+        </w:tc>
+        <w:tc>
+          <w:tcPr>
+            <w:tcW w:type="dxa" w:w="648"/>
+          </w:tcPr>
+          <w:p>
+            <w:pPr>
+              <w:spacing w:before="20" w:after="20"/>
+            </w:pPr>
+            <w:r/>
+            <w:r>
+              <w:rPr>
+                <w:b w:val="0"/>
+                <w:sz w:val="17"/>
+              </w:rPr>
+              <w:t>S2</w:t>
+            </w:r>
+          </w:p>
+        </w:tc>
+        <w:tc>
+          <w:tcPr>
+            <w:tcW w:type="dxa" w:w="936"/>
+          </w:tcPr>
+          <w:p>
+            <w:pPr>
+              <w:spacing w:before="20" w:after="20"/>
+            </w:pPr>
+            <w:r/>
+            <w:r>
+              <w:rPr>
+                <w:b w:val="0"/>
+                <w:sz w:val="17"/>
+              </w:rPr>
+              <w:t>Linux</w:t>
+            </w:r>
+          </w:p>
+        </w:tc>
+        <w:tc>
+          <w:tcPr>
+            <w:tcW w:type="dxa" w:w="576"/>
+          </w:tcPr>
+          <w:p>
+            <w:pPr>
+              <w:spacing w:before="20" w:after="20"/>
+            </w:pPr>
+            <w:r/>
+            <w:r>
+              <w:rPr>
+                <w:b w:val="0"/>
+                <w:sz w:val="17"/>
+              </w:rPr>
+              <w:t>real</w:t>
+            </w:r>
+          </w:p>
+        </w:tc>
+        <w:tc>
+          <w:tcPr>
+            <w:tcW w:type="dxa" w:w="1368"/>
+          </w:tcPr>
+          <w:p>
+            <w:pPr>
+              <w:spacing w:before="20" w:after="20"/>
+            </w:pPr>
+            <w:r/>
+            <w:r>
+              <w:rPr>
+                <w:b w:val="0"/>
+                <w:sz w:val="17"/>
+              </w:rPr>
+              <w:t>T1098</w:t>
+            </w:r>
+          </w:p>
+        </w:tc>
+        <w:tc>
+          <w:tcPr>
+            <w:tcW w:type="dxa" w:w="3744"/>
+          </w:tcPr>
+          <w:p>
+            <w:pPr>
+              <w:spacing w:before="20" w:after="20"/>
+            </w:pPr>
+            <w:r/>
+            <w:r>
+              <w:rPr>
+                <w:b w:val="0"/>
+                <w:sz w:val="17"/>
+              </w:rPr>
+              <w:t>Cloud account manipulation pattern</w:t>
+            </w:r>
+          </w:p>
+        </w:tc>
+      </w:tr>
+      <w:tr>
+        <w:tc>
+          <w:tcPr>
+            <w:tcW w:type="dxa" w:w="2160"/>
+            <w:shd w:val="clear" w:fill="F2F5F7"/>
+          </w:tcPr>
+          <w:p>
+            <w:pPr>
+              <w:spacing w:before="20" w:after="20"/>
+            </w:pPr>
+            <w:r/>
+            <w:r>
+              <w:rPr>
+                <w:b w:val="0"/>
+                <w:sz w:val="17"/>
+              </w:rPr>
+              <w:t>CR-MOD-CLOUD-STORAGE-001</w:t>
+            </w:r>
+          </w:p>
+        </w:tc>
+        <w:tc>
+          <w:tcPr>
+            <w:tcW w:type="dxa" w:w="648"/>
+            <w:shd w:val="clear" w:fill="F2F5F7"/>
+          </w:tcPr>
+          <w:p>
+            <w:pPr>
+              <w:spacing w:before="20" w:after="20"/>
+            </w:pPr>
+            <w:r/>
+            <w:r>
+              <w:rPr>
+                <w:b w:val="0"/>
+                <w:sz w:val="17"/>
+              </w:rPr>
+              <w:t>S1</w:t>
+            </w:r>
+          </w:p>
+        </w:tc>
+        <w:tc>
+          <w:tcPr>
+            <w:tcW w:type="dxa" w:w="936"/>
+            <w:shd w:val="clear" w:fill="F2F5F7"/>
+          </w:tcPr>
+          <w:p>
+            <w:pPr>
+              <w:spacing w:before="20" w:after="20"/>
+            </w:pPr>
+            <w:r/>
+            <w:r>
+              <w:rPr>
+                <w:b w:val="0"/>
+                <w:sz w:val="17"/>
+              </w:rPr>
+              <w:t>Linux</w:t>
+            </w:r>
+          </w:p>
+        </w:tc>
+        <w:tc>
+          <w:tcPr>
+            <w:tcW w:type="dxa" w:w="576"/>
+            <w:shd w:val="clear" w:fill="F2F5F7"/>
+          </w:tcPr>
+          <w:p>
+            <w:pPr>
+              <w:spacing w:before="20" w:after="20"/>
+            </w:pPr>
+            <w:r/>
+            <w:r>
+              <w:rPr>
+                <w:b w:val="0"/>
+                <w:sz w:val="17"/>
+              </w:rPr>
+              <w:t>real</w:t>
+            </w:r>
+          </w:p>
+        </w:tc>
+        <w:tc>
+          <w:tcPr>
+            <w:tcW w:type="dxa" w:w="1368"/>
+            <w:shd w:val="clear" w:fill="F2F5F7"/>
+          </w:tcPr>
+          <w:p>
+            <w:pPr>
+              <w:spacing w:before="20" w:after="20"/>
+            </w:pPr>
+            <w:r/>
+            <w:r>
+              <w:rPr>
+                <w:b w:val="0"/>
+                <w:sz w:val="17"/>
+              </w:rPr>
+              <w:t>T1530</w:t>
+            </w:r>
+          </w:p>
+        </w:tc>
+        <w:tc>
+          <w:tcPr>
+            <w:tcW w:type="dxa" w:w="3744"/>
+            <w:shd w:val="clear" w:fill="F2F5F7"/>
+          </w:tcPr>
+          <w:p>
+            <w:pPr>
+              <w:spacing w:before="20" w:after="20"/>
+            </w:pPr>
+            <w:r/>
+            <w:r>
+              <w:rPr>
+                <w:b w:val="0"/>
+                <w:sz w:val="17"/>
+              </w:rPr>
+              <w:t>Data from cloud storage bulk-access pattern</w:t>
+            </w:r>
+          </w:p>
+        </w:tc>
+      </w:tr>
+      <w:tr>
+        <w:tc>
+          <w:tcPr>
+            <w:tcW w:type="dxa" w:w="2160"/>
+          </w:tcPr>
+          <w:p>
+            <w:pPr>
+              <w:spacing w:before="20" w:after="20"/>
+            </w:pPr>
+            <w:r/>
+            <w:r>
+              <w:rPr>
+                <w:b w:val="0"/>
+                <w:sz w:val="17"/>
+              </w:rPr>
+              <w:t>CR-MOD-CLOUD-EXFIL-001</w:t>
+            </w:r>
+          </w:p>
+        </w:tc>
+        <w:tc>
+          <w:tcPr>
+            <w:tcW w:type="dxa" w:w="648"/>
+          </w:tcPr>
+          <w:p>
+            <w:pPr>
+              <w:spacing w:before="20" w:after="20"/>
+            </w:pPr>
+            <w:r/>
+            <w:r>
+              <w:rPr>
+                <w:b w:val="0"/>
+                <w:sz w:val="17"/>
+              </w:rPr>
+              <w:t>S2</w:t>
+            </w:r>
+          </w:p>
+        </w:tc>
+        <w:tc>
+          <w:tcPr>
+            <w:tcW w:type="dxa" w:w="936"/>
+          </w:tcPr>
+          <w:p>
+            <w:pPr>
+              <w:spacing w:before="20" w:after="20"/>
+            </w:pPr>
+            <w:r/>
+            <w:r>
+              <w:rPr>
+                <w:b w:val="0"/>
+                <w:sz w:val="17"/>
+              </w:rPr>
+              <w:t>Linux</w:t>
+            </w:r>
+          </w:p>
+        </w:tc>
+        <w:tc>
+          <w:tcPr>
+            <w:tcW w:type="dxa" w:w="576"/>
+          </w:tcPr>
+          <w:p>
+            <w:pPr>
+              <w:spacing w:before="20" w:after="20"/>
+            </w:pPr>
+            <w:r/>
+            <w:r>
+              <w:rPr>
+                <w:b w:val="0"/>
+                <w:sz w:val="17"/>
+              </w:rPr>
+              <w:t>real</w:t>
+            </w:r>
+          </w:p>
+        </w:tc>
+        <w:tc>
+          <w:tcPr>
+            <w:tcW w:type="dxa" w:w="1368"/>
+          </w:tcPr>
+          <w:p>
+            <w:pPr>
+              <w:spacing w:before="20" w:after="20"/>
+            </w:pPr>
+            <w:r/>
+            <w:r>
+              <w:rPr>
+                <w:b w:val="0"/>
+                <w:sz w:val="17"/>
+              </w:rPr>
+              <w:t>T1567.002</w:t>
+            </w:r>
+          </w:p>
+        </w:tc>
+        <w:tc>
+          <w:tcPr>
+            <w:tcW w:type="dxa" w:w="3744"/>
+          </w:tcPr>
+          <w:p>
+            <w:pPr>
+              <w:spacing w:before="20" w:after="20"/>
+            </w:pPr>
+            <w:r/>
+            <w:r>
+              <w:rPr>
+                <w:b w:val="0"/>
+                <w:sz w:val="17"/>
+              </w:rPr>
+              <w:t>Exfiltration to external cloud storage pattern</w:t>
+            </w:r>
+          </w:p>
+        </w:tc>
+      </w:tr>
+      <w:tr>
+        <w:tc>
+          <w:tcPr>
+            <w:tcW w:type="dxa" w:w="2160"/>
+            <w:shd w:val="clear" w:fill="F2F5F7"/>
+          </w:tcPr>
+          <w:p>
+            <w:pPr>
+              <w:spacing w:before="20" w:after="20"/>
+            </w:pPr>
+            <w:r/>
+            <w:r>
+              <w:rPr>
+                <w:b w:val="0"/>
+                <w:sz w:val="17"/>
+              </w:rPr>
+              <w:t>CR-MOD-CLOUD-MAILRULE-001</w:t>
+            </w:r>
+          </w:p>
+        </w:tc>
+        <w:tc>
+          <w:tcPr>
+            <w:tcW w:type="dxa" w:w="648"/>
+            <w:shd w:val="clear" w:fill="F2F5F7"/>
+          </w:tcPr>
+          <w:p>
+            <w:pPr>
+              <w:spacing w:before="20" w:after="20"/>
+            </w:pPr>
+            <w:r/>
+            <w:r>
+              <w:rPr>
+                <w:b w:val="0"/>
+                <w:sz w:val="17"/>
+              </w:rPr>
+              <w:t>S2</w:t>
+            </w:r>
+          </w:p>
+        </w:tc>
+        <w:tc>
+          <w:tcPr>
+            <w:tcW w:type="dxa" w:w="936"/>
+            <w:shd w:val="clear" w:fill="F2F5F7"/>
+          </w:tcPr>
+          <w:p>
+            <w:pPr>
+              <w:spacing w:before="20" w:after="20"/>
+            </w:pPr>
+            <w:r/>
+            <w:r>
+              <w:rPr>
+                <w:b w:val="0"/>
+                <w:sz w:val="17"/>
+              </w:rPr>
+              <w:t>Linux</w:t>
+            </w:r>
+          </w:p>
+        </w:tc>
+        <w:tc>
+          <w:tcPr>
+            <w:tcW w:type="dxa" w:w="576"/>
+            <w:shd w:val="clear" w:fill="F2F5F7"/>
+          </w:tcPr>
+          <w:p>
+            <w:pPr>
+              <w:spacing w:before="20" w:after="20"/>
+            </w:pPr>
+            <w:r/>
+            <w:r>
+              <w:rPr>
+                <w:b w:val="0"/>
+                <w:sz w:val="17"/>
+              </w:rPr>
+              <w:t>real</w:t>
+            </w:r>
+          </w:p>
+        </w:tc>
+        <w:tc>
+          <w:tcPr>
+            <w:tcW w:type="dxa" w:w="1368"/>
+            <w:shd w:val="clear" w:fill="F2F5F7"/>
+          </w:tcPr>
+          <w:p>
+            <w:pPr>
+              <w:spacing w:before="20" w:after="20"/>
+            </w:pPr>
+            <w:r/>
+            <w:r>
+              <w:rPr>
+                <w:b w:val="0"/>
+                <w:sz w:val="17"/>
+              </w:rPr>
+              <w:t>T1114.003</w:t>
+            </w:r>
+          </w:p>
+        </w:tc>
+        <w:tc>
+          <w:tcPr>
+            <w:tcW w:type="dxa" w:w="3744"/>
+            <w:shd w:val="clear" w:fill="F2F5F7"/>
+          </w:tcPr>
+          <w:p>
+            <w:pPr>
+              <w:spacing w:before="20" w:after="20"/>
+            </w:pPr>
+            <w:r/>
+            <w:r>
+              <w:rPr>
+                <w:b w:val="0"/>
+                <w:sz w:val="17"/>
+              </w:rPr>
+              <w:t>Malicious email-forwarding rule pattern</w:t>
             </w:r>
           </w:p>
         </w:tc>
@@ -4402,7 +5080,7 @@
           <w:i w:val="0"/>
           <w:sz w:val="21"/>
         </w:rPr>
-        <w:t>A scenario curates signed modules into a story with objectives, timed injects, difficulty, duration, and (for guided labs) a lesson and quiz. Twelve ship today, including the Active Directory attack path and the flagship ransomware kill chain.</w:t>
+        <w:t>A scenario curates signed modules into a story with objectives, timed injects, difficulty, duration, and (for guided labs) a lesson and quiz. Thirteen ship today, including the Active Directory attack path, the flagship ransomware kill chain, and the cloud intrusion kill chain.</w:t>
       </w:r>
     </w:p>
     <w:tbl>
@@ -5651,6 +6329,98 @@
                 <w:sz w:val="17"/>
               </w:rPr>
               <w:t>The complete ransomware chain — recon → persistence → discovery → collection → inhibit-recovery → service-stop → canary-impact → ransom-note. The containment window for blue is inhibit-recovery and service-stop; both fire minutes before the encryption burst. Scoped to a lab canary directory.</w:t>
+            </w:r>
+          </w:p>
+        </w:tc>
+      </w:tr>
+      <w:tr>
+        <w:tc>
+          <w:tcPr>
+            <w:tcW w:type="dxa" w:w="2160"/>
+          </w:tcPr>
+          <w:p>
+            <w:pPr>
+              <w:spacing w:before="20" w:after="20"/>
+            </w:pPr>
+            <w:r/>
+            <w:r>
+              <w:rPr>
+                <w:b w:val="0"/>
+                <w:sz w:val="17"/>
+              </w:rPr>
+              <w:t>Cloud intrusion kill chain (flagship)</w:t>
+            </w:r>
+          </w:p>
+        </w:tc>
+        <w:tc>
+          <w:tcPr>
+            <w:tcW w:type="dxa" w:w="1224"/>
+          </w:tcPr>
+          <w:p>
+            <w:pPr>
+              <w:spacing w:before="20" w:after="20"/>
+            </w:pPr>
+            <w:r/>
+            <w:r>
+              <w:rPr>
+                <w:b w:val="0"/>
+                <w:sz w:val="17"/>
+              </w:rPr>
+              <w:t>Red-Blue</w:t>
+            </w:r>
+          </w:p>
+        </w:tc>
+        <w:tc>
+          <w:tcPr>
+            <w:tcW w:type="dxa" w:w="1296"/>
+          </w:tcPr>
+          <w:p>
+            <w:pPr>
+              <w:spacing w:before="20" w:after="20"/>
+            </w:pPr>
+            <w:r/>
+            <w:r>
+              <w:rPr>
+                <w:b w:val="0"/>
+                <w:sz w:val="17"/>
+              </w:rPr>
+              <w:t>Advanced</w:t>
+            </w:r>
+          </w:p>
+        </w:tc>
+        <w:tc>
+          <w:tcPr>
+            <w:tcW w:type="dxa" w:w="1296"/>
+          </w:tcPr>
+          <w:p>
+            <w:pPr>
+              <w:spacing w:before="20" w:after="20"/>
+            </w:pPr>
+            <w:r/>
+            <w:r>
+              <w:rPr>
+                <w:b w:val="0"/>
+                <w:sz w:val="17"/>
+              </w:rPr>
+              <w:t>120–180 min</w:t>
+            </w:r>
+          </w:p>
+        </w:tc>
+        <w:tc>
+          <w:tcPr>
+            <w:tcW w:type="dxa" w:w="4176"/>
+          </w:tcPr>
+          <w:p>
+            <w:pPr>
+              <w:spacing w:before="20" w:after="20"/>
+            </w:pPr>
+            <w:r/>
+            <w:r>
+              <w:rPr>
+                <w:b w:val="0"/>
+                <w:sz w:val="17"/>
+              </w:rPr>
+              <w:t>The cloud-era kill chain — metadata-cred theft → account manipulation → cross-bucket collection → exfil to external cloud storage → mailbox-rule foothold → OAuth consent foothold. Blue reconstructs the chain from the cloud audit stream (CloudTrail / Azure Audit / GCP Admin Activity).</w:t>
             </w:r>
           </w:p>
         </w:tc>
@@ -5691,7 +6461,7 @@
           <w:i w:val="0"/>
           <w:sz w:val="21"/>
         </w:rPr>
-        <w:t>The catalog maps to 31 ATT&amp;CK techniques across 13 of the 14 Enterprise tactics (only Resource Development is unmapped). Coverage reflects the TTPs that dominate current real-world incident reporting, including a full Active-Directory attack path (Kerberoasting, AS-REP, DCSync-rights exposure, NTLM pass-the-hash) and the full ransomware kill chain through the containment window (inhibit-recovery, service-stop) to canary-impact.</w:t>
+        <w:t>The catalog maps to 37 ATT&amp;CK techniques across 13 of the 14 Enterprise tactics (only Resource Development is unmapped). Coverage reflects the TTPs that dominate current real-world incident reporting, including a full Active-Directory attack path, the full ransomware kill chain through the containment window to canary-impact, and the cloud-era identity-plane chain (metadata-cred theft, OAuth consent, account manipulation, cloud-storage exfil, mailbox-rule foothold).</w:t>
       </w:r>
     </w:p>
     <w:tbl>
@@ -5974,7 +6744,7 @@
                 <w:b w:val="0"/>
                 <w:sz w:val="17"/>
               </w:rPr>
-              <w:t>T1053, T1543, T1078</w:t>
+              <w:t>T1053, T1543, T1078, T1098 cloud-acct manipulation</w:t>
             </w:r>
           </w:p>
         </w:tc>
@@ -5993,7 +6763,7 @@
                 <w:b w:val="0"/>
                 <w:sz w:val="17"/>
               </w:rPr>
-              <w:t>Scheduled tasks/cron, systemd services</w:t>
+              <w:t>Scheduled tasks/cron, systemd services, cloud identity foothold</w:t>
             </w:r>
           </w:p>
         </w:tc>
@@ -6146,7 +6916,7 @@
                 <w:b w:val="0"/>
                 <w:sz w:val="17"/>
               </w:rPr>
-              <w:t>T1003 (+T1003.006 DCSync-exposure), T1552, T1558.003 Kerberoasting, T1558.004 AS-REP</w:t>
+              <w:t>T1003 (+T1003.006 DCSync-exposure), T1552 (+T1552.005 metadata-cred theft), T1558.003 Kerberoasting, T1558.004 AS-REP, T1528 OAuth consent</w:t>
             </w:r>
           </w:p>
         </w:tc>
@@ -6164,7 +6934,7 @@
                 <w:b w:val="0"/>
                 <w:sz w:val="17"/>
               </w:rPr>
-              <w:t>Credential dumping; cloud-native secret exposure; the full Kerberos abuse chain</w:t>
+              <w:t>Credential dumping; cloud metadata-cred theft; full Kerberos abuse chain; OAuth consent abuse</w:t>
             </w:r>
           </w:p>
         </w:tc>
@@ -6319,7 +7089,7 @@
                 <w:b w:val="0"/>
                 <w:sz w:val="17"/>
               </w:rPr>
-              <w:t>T1005, T1560</w:t>
+              <w:t>T1005, T1560, T1530 cloud storage, T1114.003 mail-rule</w:t>
             </w:r>
           </w:p>
         </w:tc>
@@ -6338,7 +7108,7 @@
                 <w:b w:val="0"/>
                 <w:sz w:val="17"/>
               </w:rPr>
-              <w:t>Data staging + archiving</w:t>
+              <w:t>Data staging + archiving; cross-bucket cloud collection; mailbox-rule foothold</w:t>
             </w:r>
           </w:p>
         </w:tc>
@@ -6434,7 +7204,7 @@
                 <w:b w:val="0"/>
                 <w:sz w:val="17"/>
               </w:rPr>
-              <w:t>T1041</w:t>
+              <w:t>T1041, T1567.002 external cloud storage</w:t>
             </w:r>
           </w:p>
         </w:tc>
@@ -6453,7 +7223,7 @@
                 <w:b w:val="0"/>
                 <w:sz w:val="17"/>
               </w:rPr>
-              <w:t>Exfil over C2 channel</w:t>
+              <w:t>Exfil over C2 channel; egress to external cloud storage</w:t>
             </w:r>
           </w:p>
         </w:tc>
@@ -7664,6 +8434,46 @@
           </w:p>
         </w:tc>
       </w:tr>
+      <w:tr>
+        <w:tc>
+          <w:tcPr>
+            <w:tcW w:type="dxa" w:w="3024"/>
+            <w:shd w:val="clear" w:fill="F2F5F7"/>
+          </w:tcPr>
+          <w:p>
+            <w:pPr>
+              <w:spacing w:before="20" w:after="20"/>
+            </w:pPr>
+            <w:r/>
+            <w:r>
+              <w:rPr>
+                <w:b w:val="0"/>
+                <w:sz w:val="17"/>
+              </w:rPr>
+              <w:t>Cloud tier (CloudProvisioner seam)</w:t>
+            </w:r>
+          </w:p>
+        </w:tc>
+        <w:tc>
+          <w:tcPr>
+            <w:tcW w:type="dxa" w:w="6192"/>
+            <w:shd w:val="clear" w:fill="F2F5F7"/>
+          </w:tcPr>
+          <w:p>
+            <w:pPr>
+              <w:spacing w:before="20" w:after="20"/>
+            </w:pPr>
+            <w:r/>
+            <w:r>
+              <w:rPr>
+                <w:b w:val="0"/>
+                <w:sz w:val="17"/>
+              </w:rPr>
+              <w:t>Picks up when CR_CLOUD_PROVIDER=aws/azure/gcp is set. Phase-1 ships MarkerCloudProvisioner (markers via Docker, no cloud account needed). Customer plugs boto3/azure-sdk/google-cloud-* into the seam's exec_in for Phase-2 real-tier against a customer-owned sandbox. See docs/CLOUD_SETUP.md.</w:t>
+            </w:r>
+          </w:p>
+        </w:tc>
+      </w:tr>
     </w:tbl>
     <w:p>
       <w:pPr>
@@ -8549,7 +9359,7 @@
           <w:color w:val="0F3B57"/>
           <w:sz w:val="21"/>
         </w:rPr>
-        <w:t>CyberRange is an emulation-class range: 36 ATT&amp;CK-mapped modules (16 real on Docker; 16 real on the Proxmox VM tier; 4 simulated) and 12 scenarios — including a full Active Directory attack path (Kerberoasting, AS-REP, NTLM lateral, DCSync-exposure audit) and a flagship ransomware kill chain (recon → persistence → discovery → collection → inhibit-recovery → service-stop → canary-impact → ransom-note) — spanning 13 of 14 Enterprise tactics. Delivered through red-blue, solo, purple, and guided-lesson formats, with a signed-content safety model, fog-of-war investigation, and explainable five-dimension scoring. It runs from a 4 GB laptop (simulated) up to an enterprise hypervisor cluster, needs no paid license except customer-supplied Windows media for the VM tier, and lets customers author their own trusted content without engineering.</w:t>
+        <w:t>CyberRange is an emulation-class range: 42 ATT&amp;CK-mapped modules (22 real on Docker; 16 real on the Proxmox VM tier; 4 simulated) and 13 scenarios — including a full Active Directory attack path, a flagship ransomware kill chain, and a cloud intrusion kill chain (metadata-cred theft, OAuth consent, account manipulation, cloud-storage exfil, mailbox-rule foothold) — spanning 13 of 14 Enterprise tactics. Delivered through red-blue, solo, purple, and guided-lesson formats, with a signed-content safety model, fog-of-war investigation, and explainable five-dimension scoring. It runs from a 4 GB laptop (simulated) up to an enterprise hypervisor cluster, needs no paid license except customer-supplied Windows media for the VM tier (and an optional customer-owned cloud sandbox for Phase-2 cloud execution), and lets customers author their own trusted content without engineering.</w:t>
       </w:r>
     </w:p>
     <w:sectPr>
